--- a/PPTs/Lecture 12-13 Exercises ANS.docx
+++ b/PPTs/Lecture 12-13 Exercises ANS.docx
@@ -790,13 +790,8 @@
       </w:r>
     </w:p>
     <w:p>
-      <w:proofErr w:type="spellStart"/>
-      <w:r>
-        <w:t>Some time</w:t>
-      </w:r>
-      <w:proofErr w:type="spellEnd"/>
-      <w:r>
-        <w:t xml:space="preserve"> later, you are in Slow Start mode, with CWND = 14, SSTHRESH = ∞, all packets up to and including 30 sent and acknowledged, packets 31 through 44 sent but not acknowledged, and all packets 45 and later not yet sent.</w:t>
+      <w:r>
+        <w:t>Some time later, you are in Slow Start mode, with CWND = 14, SSTHRESH = ∞, all packets up to and including 30 sent and acknowledged, packets 31 through 44 sent but not acknowledged, and all packets 45 and later not yet sent.</w:t>
       </w:r>
       <w:bookmarkStart w:id="26" w:name="fnref3_31"/>
       <w:bookmarkEnd w:id="26"/>
@@ -1757,54 +1752,65 @@
           <w:b/>
           <w:bCs/>
         </w:rPr>
-        <w:t>MSS of 100 B</w:t>
-      </w:r>
-      <w:r>
-        <w:t xml:space="preserve"> and a </w:t>
+        <w:t xml:space="preserve">MSS of 100 </w:t>
       </w:r>
       <w:r>
         <w:rPr>
           <w:b/>
           <w:bCs/>
         </w:rPr>
-        <w:t>window size of 400 B</w:t>
-      </w:r>
-      <w:r>
-        <w:t xml:space="preserve">. </w:t>
+        <w:t xml:space="preserve">bytes </w:t>
+      </w:r>
+      <w:r>
+        <w:t xml:space="preserve">and a </w:t>
       </w:r>
       <w:r>
         <w:rPr>
           <w:b/>
           <w:bCs/>
         </w:rPr>
+        <w:t>window size of 400</w:t>
+      </w:r>
+      <w:r>
+        <w:rPr>
+          <w:b/>
+          <w:bCs/>
+        </w:rPr>
+        <w:t xml:space="preserve"> bytes. </w:t>
+      </w:r>
+      <w:r>
+        <w:rPr>
+          <w:b/>
+          <w:bCs/>
+        </w:rPr>
         <w:t>There is no congestion control, so the window size is constant.</w:t>
       </w:r>
       <w:r>
-        <w:t xml:space="preserve"> The sender has just received ACK 1000, meaning the receiver has received all bytes up to byte 999 and is now expecting byte 1000. The timeout interval is constant and is denoted by RTO. Unless otherwise stated, all transmitted segments experience </w:t>
-      </w:r>
-      <w:proofErr w:type="gramStart"/>
-      <w:r>
-        <w:t>an RTT</w:t>
-      </w:r>
-      <w:proofErr w:type="gramEnd"/>
-      <w:r>
-        <w:t xml:space="preserve">. Assume segments are never fragmented or reordered, and </w:t>
-      </w:r>
-      <w:proofErr w:type="gramStart"/>
-      <w:r>
-        <w:t>that</w:t>
-      </w:r>
-      <w:proofErr w:type="gramEnd"/>
-      <w:r>
-        <w:t xml:space="preserve"> losses occur only when explicitly stated. Each segment carries 100 bytes and is identified by the sequence number equal to the number of its first byte. Thus, the sender may transmit segments starting at </w:t>
-      </w:r>
-      <w:proofErr w:type="gramStart"/>
-      <w:r>
-        <w:t>bytes 1000</w:t>
-      </w:r>
-      <w:proofErr w:type="gramEnd"/>
-      <w:r>
-        <w:t>, 1100, 1200, and so on. Assume TCP keeps a single timer for the segment containing the first unacknowledged byte, and when the first unacknowledged byte advances, the timer becomes associated with the new left edge of the window. All subparts are independent.</w:t>
+        <w:t xml:space="preserve"> The sender has just received ACK 1000, meaning the receiver has received all bytes up to byte 999 and is now expecting byte 1000. The timeout interval is constant and is denoted by RTO. Unless otherwise stated, all transmitted segments experience an RTT. Assume segments are never fragmented or reordered, and that losses occur only when explicitly stated. </w:t>
+      </w:r>
+      <w:r>
+        <w:rPr>
+          <w:b/>
+          <w:bCs/>
+        </w:rPr>
+        <w:t xml:space="preserve">Each segment carries </w:t>
+      </w:r>
+      <w:r>
+        <w:rPr>
+          <w:b/>
+          <w:bCs/>
+        </w:rPr>
+        <w:t xml:space="preserve">MSS = </w:t>
+      </w:r>
+      <w:r>
+        <w:rPr>
+          <w:b/>
+          <w:bCs/>
+        </w:rPr>
+        <w:t xml:space="preserve">100 bytes </w:t>
+      </w:r>
+      <w:r>
+        <w:t>and is identified by the sequence number equal to the number of its first byte. Thus, the sender may transmit segments starting at bytes 1000, 1100, 1200, and so on. Assume TCP keeps a single timer for the segment containing the first unacknowledged byte, and when the first unacknowledged byte advances, the timer becomes associated with the new left edge of the window. All subparts are independent.</w:t>
       </w:r>
       <w:bookmarkStart w:id="66" w:name="fnref2_1"/>
       <w:bookmarkEnd w:id="66"/>
@@ -1991,6 +1997,58 @@
       <w:r>
         <w:t>.</w:t>
       </w:r>
+    </w:p>
+    <w:p>
+      <w:r>
+        <w:rPr>
+          <w:noProof/>
+        </w:rPr>
+        <w:drawing>
+          <wp:inline distT="0" distB="0" distL="0" distR="0" wp14:anchorId="2EFEA1FC" wp14:editId="0ABB2640">
+            <wp:extent cx="4625916" cy="1164566"/>
+            <wp:effectExtent l="0" t="0" r="0" b="0"/>
+            <wp:docPr id="933709901" name="Picture 3"/>
+            <wp:cNvGraphicFramePr>
+              <a:graphicFrameLocks xmlns:a="http://schemas.openxmlformats.org/drawingml/2006/main" noChangeAspect="1"/>
+            </wp:cNvGraphicFramePr>
+            <a:graphic xmlns:a="http://schemas.openxmlformats.org/drawingml/2006/main">
+              <a:graphicData uri="http://schemas.openxmlformats.org/drawingml/2006/picture">
+                <pic:pic xmlns:pic="http://schemas.openxmlformats.org/drawingml/2006/picture">
+                  <pic:nvPicPr>
+                    <pic:cNvPr id="933709901" name="Picture 3"/>
+                    <pic:cNvPicPr>
+                      <a:picLocks noChangeAspect="1" noChangeArrowheads="1"/>
+                    </pic:cNvPicPr>
+                  </pic:nvPicPr>
+                  <pic:blipFill>
+                    <a:blip r:embed="rId5" cstate="print">
+                      <a:extLst>
+                        <a:ext uri="{28A0092B-C50C-407E-A947-70E740481C1C}">
+                          <a14:useLocalDpi xmlns:a14="http://schemas.microsoft.com/office/drawing/2010/main" val="0"/>
+                        </a:ext>
+                      </a:extLst>
+                    </a:blip>
+                    <a:srcRect/>
+                    <a:stretch>
+                      <a:fillRect/>
+                    </a:stretch>
+                  </pic:blipFill>
+                  <pic:spPr bwMode="auto">
+                    <a:xfrm>
+                      <a:off x="0" y="0"/>
+                      <a:ext cx="4652977" cy="1171379"/>
+                    </a:xfrm>
+                    <a:prstGeom prst="rect">
+                      <a:avLst/>
+                    </a:prstGeom>
+                    <a:noFill/>
+                  </pic:spPr>
+                </pic:pic>
+              </a:graphicData>
+            </a:graphic>
+          </wp:inline>
+        </w:drawing>
+      </w:r>
       <w:hyperlink w:anchor="fn2"/>
       <w:bookmarkStart w:id="72" w:name="fnref1_6"/>
       <w:bookmarkEnd w:id="72"/>
@@ -2149,6 +2207,58 @@
       <w:r>
         <w:t>, and after three duplicates the sender retransmits the missing segment.</w:t>
       </w:r>
+    </w:p>
+    <w:p>
+      <w:r>
+        <w:rPr>
+          <w:noProof/>
+        </w:rPr>
+        <w:drawing>
+          <wp:inline distT="0" distB="0" distL="0" distR="0" wp14:anchorId="6A2156AE" wp14:editId="6A83197F">
+            <wp:extent cx="5348377" cy="1083744"/>
+            <wp:effectExtent l="0" t="0" r="0" b="0"/>
+            <wp:docPr id="1116111852" name="Picture 4"/>
+            <wp:cNvGraphicFramePr>
+              <a:graphicFrameLocks xmlns:a="http://schemas.openxmlformats.org/drawingml/2006/main" noChangeAspect="1"/>
+            </wp:cNvGraphicFramePr>
+            <a:graphic xmlns:a="http://schemas.openxmlformats.org/drawingml/2006/main">
+              <a:graphicData uri="http://schemas.openxmlformats.org/drawingml/2006/picture">
+                <pic:pic xmlns:pic="http://schemas.openxmlformats.org/drawingml/2006/picture">
+                  <pic:nvPicPr>
+                    <pic:cNvPr id="0" name="Picture 3"/>
+                    <pic:cNvPicPr>
+                      <a:picLocks noChangeAspect="1" noChangeArrowheads="1"/>
+                    </pic:cNvPicPr>
+                  </pic:nvPicPr>
+                  <pic:blipFill>
+                    <a:blip r:embed="rId6">
+                      <a:extLst>
+                        <a:ext uri="{28A0092B-C50C-407E-A947-70E740481C1C}">
+                          <a14:useLocalDpi xmlns:a14="http://schemas.microsoft.com/office/drawing/2010/main" val="0"/>
+                        </a:ext>
+                      </a:extLst>
+                    </a:blip>
+                    <a:srcRect/>
+                    <a:stretch>
+                      <a:fillRect/>
+                    </a:stretch>
+                  </pic:blipFill>
+                  <pic:spPr bwMode="auto">
+                    <a:xfrm>
+                      <a:off x="0" y="0"/>
+                      <a:ext cx="5361732" cy="1086450"/>
+                    </a:xfrm>
+                    <a:prstGeom prst="rect">
+                      <a:avLst/>
+                    </a:prstGeom>
+                    <a:noFill/>
+                  </pic:spPr>
+                </pic:pic>
+              </a:graphicData>
+            </a:graphic>
+          </wp:inline>
+        </w:drawing>
+      </w:r>
       <w:hyperlink w:anchor="fn1"/>
       <w:hyperlink w:anchor="fn2"/>
     </w:p>
@@ -2157,6 +2267,7 @@
         <w:rPr>
           <w:b/>
         </w:rPr>
+        <w:lastRenderedPageBreak/>
         <w:t>(b)</w:t>
       </w:r>
       <w:r>
@@ -2545,7 +2656,6 @@
           <w:b/>
           <w:bCs/>
         </w:rPr>
-        <w:lastRenderedPageBreak/>
         <w:t>Detailed explanations:</w:t>
       </w:r>
       <w:r>
@@ -2596,6 +2706,58 @@
       </m:oMath>
       <w:r>
         <w:t>, so the left edge is 1000.</w:t>
+      </w:r>
+    </w:p>
+    <w:p>
+      <w:r>
+        <w:rPr>
+          <w:noProof/>
+        </w:rPr>
+        <w:drawing>
+          <wp:inline distT="0" distB="0" distL="0" distR="0" wp14:anchorId="5A3B6A62" wp14:editId="6F6FBE52">
+            <wp:extent cx="4521879" cy="1052423"/>
+            <wp:effectExtent l="0" t="0" r="0" b="0"/>
+            <wp:docPr id="49820270" name="Picture 5"/>
+            <wp:cNvGraphicFramePr>
+              <a:graphicFrameLocks xmlns:a="http://schemas.openxmlformats.org/drawingml/2006/main" noChangeAspect="1"/>
+            </wp:cNvGraphicFramePr>
+            <a:graphic xmlns:a="http://schemas.openxmlformats.org/drawingml/2006/main">
+              <a:graphicData uri="http://schemas.openxmlformats.org/drawingml/2006/picture">
+                <pic:pic xmlns:pic="http://schemas.openxmlformats.org/drawingml/2006/picture">
+                  <pic:nvPicPr>
+                    <pic:cNvPr id="0" name="Picture 4"/>
+                    <pic:cNvPicPr>
+                      <a:picLocks noChangeAspect="1" noChangeArrowheads="1"/>
+                    </pic:cNvPicPr>
+                  </pic:nvPicPr>
+                  <pic:blipFill>
+                    <a:blip r:embed="rId7" cstate="print">
+                      <a:extLst>
+                        <a:ext uri="{28A0092B-C50C-407E-A947-70E740481C1C}">
+                          <a14:useLocalDpi xmlns:a14="http://schemas.microsoft.com/office/drawing/2010/main" val="0"/>
+                        </a:ext>
+                      </a:extLst>
+                    </a:blip>
+                    <a:srcRect/>
+                    <a:stretch>
+                      <a:fillRect/>
+                    </a:stretch>
+                  </pic:blipFill>
+                  <pic:spPr bwMode="auto">
+                    <a:xfrm>
+                      <a:off x="0" y="0"/>
+                      <a:ext cx="4549212" cy="1058784"/>
+                    </a:xfrm>
+                    <a:prstGeom prst="rect">
+                      <a:avLst/>
+                    </a:prstGeom>
+                    <a:noFill/>
+                  </pic:spPr>
+                </pic:pic>
+              </a:graphicData>
+            </a:graphic>
+          </wp:inline>
+        </w:drawing>
       </w:r>
       <w:hyperlink w:anchor="fn1"/>
       <w:r>
@@ -2723,7 +2885,9 @@
         <w:fldChar w:fldCharType="end"/>
       </w:r>
       <w:r>
-        <w:br/>
+        <w:t xml:space="preserve"> </w:t>
+      </w:r>
+      <w:r>
         <w:t xml:space="preserve">At that instant, byte 1400 becomes the first unacknowledged byte, so the timer for byte 1400 starts at </w:t>
       </w:r>
       <m:oMath>
@@ -2792,34 +2956,10 @@
         </m:r>
       </m:oMath>
       <w:r>
-        <w:t xml:space="preserve">. Within the new window, the valid 100-byte segment starts are 1400, 1500, 1600, 1700. </w:t>
-      </w:r>
-      <w:proofErr w:type="gramStart"/>
-      <w:r>
-        <w:t>So</w:t>
-      </w:r>
-      <w:proofErr w:type="gramEnd"/>
-      <w:r>
-        <w:t xml:space="preserve"> 1700 is the new rightmost segment that was not allowed </w:t>
-      </w:r>
-      <w:proofErr w:type="gramStart"/>
-      <w:r>
-        <w:t>before, but</w:t>
-      </w:r>
-      <w:proofErr w:type="gramEnd"/>
-      <w:r>
-        <w:t xml:space="preserve"> becomes allowed when the window slides right. </w:t>
-      </w:r>
-      <w:proofErr w:type="gramStart"/>
-      <w:r>
-        <w:t>S</w:t>
-      </w:r>
-      <w:r>
-        <w:t>o</w:t>
-      </w:r>
-      <w:proofErr w:type="gramEnd"/>
-      <w:r>
-        <w:t xml:space="preserve"> the sender can immediately send the segment whose first byte is </w:t>
+        <w:t>. Within the new window, the valid 100-byte segment starts are 1400, 1500, 1600, 1700. So 1700 is the new rightmost segment that was not allowed before, but becomes allowed when the window slides right. S</w:t>
+      </w:r>
+      <w:r>
+        <w:t xml:space="preserve">o the sender can immediately send the segment whose first byte is </w:t>
       </w:r>
       <w:r>
         <w:rPr>
@@ -2918,6 +3058,58 @@
       <w:r>
         <w:t>.</w:t>
       </w:r>
+    </w:p>
+    <w:p>
+      <w:r>
+        <w:rPr>
+          <w:noProof/>
+        </w:rPr>
+        <w:drawing>
+          <wp:inline distT="0" distB="0" distL="0" distR="0" wp14:anchorId="56D97670" wp14:editId="05737980">
+            <wp:extent cx="5348377" cy="1083744"/>
+            <wp:effectExtent l="0" t="0" r="0" b="0"/>
+            <wp:docPr id="224971463" name="Picture 4" descr="The image shows a person holding a phone.&#10;&#10;AI-generated content may be incorrect."/>
+            <wp:cNvGraphicFramePr>
+              <a:graphicFrameLocks xmlns:a="http://schemas.openxmlformats.org/drawingml/2006/main" noChangeAspect="1"/>
+            </wp:cNvGraphicFramePr>
+            <a:graphic xmlns:a="http://schemas.openxmlformats.org/drawingml/2006/main">
+              <a:graphicData uri="http://schemas.openxmlformats.org/drawingml/2006/picture">
+                <pic:pic xmlns:pic="http://schemas.openxmlformats.org/drawingml/2006/picture">
+                  <pic:nvPicPr>
+                    <pic:cNvPr id="224971463" name="Picture 4" descr="The image shows a person holding a phone.&#10;&#10;AI-generated content may be incorrect."/>
+                    <pic:cNvPicPr>
+                      <a:picLocks noChangeAspect="1" noChangeArrowheads="1"/>
+                    </pic:cNvPicPr>
+                  </pic:nvPicPr>
+                  <pic:blipFill>
+                    <a:blip r:embed="rId6">
+                      <a:extLst>
+                        <a:ext uri="{28A0092B-C50C-407E-A947-70E740481C1C}">
+                          <a14:useLocalDpi xmlns:a14="http://schemas.microsoft.com/office/drawing/2010/main" val="0"/>
+                        </a:ext>
+                      </a:extLst>
+                    </a:blip>
+                    <a:srcRect/>
+                    <a:stretch>
+                      <a:fillRect/>
+                    </a:stretch>
+                  </pic:blipFill>
+                  <pic:spPr bwMode="auto">
+                    <a:xfrm>
+                      <a:off x="0" y="0"/>
+                      <a:ext cx="5361732" cy="1086450"/>
+                    </a:xfrm>
+                    <a:prstGeom prst="rect">
+                      <a:avLst/>
+                    </a:prstGeom>
+                    <a:noFill/>
+                  </pic:spPr>
+                </pic:pic>
+              </a:graphicData>
+            </a:graphic>
+          </wp:inline>
+        </w:drawing>
+      </w:r>
       <w:hyperlink w:anchor="fn2"/>
       <w:hyperlink w:anchor="fn1"/>
       <w:r>
@@ -2933,7 +3125,6 @@
       <w:r>
         <w:t xml:space="preserve">, the timer expires </w:t>
       </w:r>
-      <w:proofErr w:type="gramStart"/>
       <w:r>
         <w:rPr>
           <w:b/>
@@ -2941,11 +3132,7 @@
         <w:t>RTO</w:t>
       </w:r>
       <w:r>
-        <w:t xml:space="preserve"> time</w:t>
-      </w:r>
-      <w:proofErr w:type="gramEnd"/>
-      <w:r>
-        <w:t xml:space="preserve"> units later, at </w:t>
+        <w:t xml:space="preserve"> time units later, at </w:t>
       </w:r>
       <m:oMath>
         <m:sSub>
@@ -3067,6 +3254,8 @@
       <w:r>
         <w:t>)</w:t>
       </w:r>
+    </w:p>
+    <w:p>
       <w:hyperlink w:anchor="fn1"/>
       <w:bookmarkStart w:id="79" w:name="fnref2_15"/>
       <w:bookmarkEnd w:id="79"/>
@@ -3683,7 +3872,6 @@
   <w:style w:type="character" w:default="1" w:styleId="DefaultParagraphFont">
     <w:name w:val="Default Paragraph Font"/>
     <w:uiPriority w:val="1"/>
-    <w:semiHidden/>
     <w:unhideWhenUsed/>
   </w:style>
   <w:style w:type="table" w:default="1" w:styleId="TableNormal">
